--- a/DOCX/KINDLE/VOLUME31.docx
+++ b/DOCX/KINDLE/VOLUME31.docx
@@ -976,7 +976,7 @@
         <w:pStyle w:val="BodyText"/>
       </w:pPr>
       <w:r>
-        <w:t xml:space="preserve">when come to speak[-] of the RESURRECTION &amp; ASCENSION OF OF X observe how much more excellent the new constitution under X is than the old under the first Adam in that Respect that the way of union of men to X by their own act by adherence and dependence &amp;cthan the first way by natural Generation. see Miscell. B. 8. No. 177 1177.</w:t>
+        <w:t xml:space="preserve">when come to speak[-] of the RESURRECTION &amp; ASCENSION OF OF X observe how much more excellent the new constitution under X is than the old under the first Adam in that Respect that the way of union of men to X by their own act by adherence and dependence &amp;c. than the first way by natural Generation. see Miscell. B. 8. No. 177 1177.</w:t>
       </w:r>
     </w:p>
     <w:p>
@@ -1597,7 +1597,7 @@
         <w:pStyle w:val="BodyText"/>
       </w:pPr>
       <w:r>
-        <w:t xml:space="preserve">Concerning the FIRT INTIMATION of a FUTURE STATE probably in the ANTEDILUVIAN Θ as may be argued from the Generality of this opinion among the Hea antient Heathen. what we must suppose must be argued frokm the first Promise of the seed of the woman &amp; Adams sens of it expressed by the name of Eve from the death of Abel. Enochs Translation &amp;c --</w:t>
+        <w:t xml:space="preserve">Concerning the FIRT INTIMATION of a FUTURE STATE probably in the ANTEDILUVIAN Θ as may be argued from the Generality of this opinion among the Hea antient Heathen. what we must suppose must be argued from the first Promise of the seed of the woman &amp; Adams sens of it expressed by the name of Eve from the death of Abel. Enochs Translation &amp;c --</w:t>
       </w:r>
     </w:p>
     <w:p>
@@ -2951,7 +2951,7 @@
         <w:pStyle w:val="BodyText"/>
       </w:pPr>
       <w:r>
-        <w:t xml:space="preserve">speaking of the DESTRUCTION of Jerusalem sp0eak of the continued DISPERSION of the JEWS . see Taylor Key p. 6.</w:t>
+        <w:t xml:space="preserve">speaking of the DESTRUCTION of Jerusalem speak of the continued DISPERSION of the JEWS . see Taylor Key p. 6.</w:t>
       </w:r>
     </w:p>
     <w:p>
@@ -3247,7 +3247,7 @@
         <w:pStyle w:val="BodyText"/>
       </w:pPr>
       <w:r>
-        <w:t xml:space="preserve">That that Great work of Mercy the WORK of Redemption is arried on through successive ages like the gradual creating a great BUILDING seem is intimated in Ps 89. 1 ---4.</w:t>
+        <w:t xml:space="preserve">That that Great work of Mercy the WORK of Redemption is carried on through successive ages like the gradual creating a great BUILDING seem is intimated in Ps 89. 1 ---4.</w:t>
       </w:r>
     </w:p>
     <w:p>
@@ -4819,7 +4819,7 @@
         <w:pStyle w:val="BodyText"/>
       </w:pPr>
       <w:r>
-        <w:t xml:space="preserve">of Neoceasarea in Cappadocia. commanded that such Presbyters as marrie3d after their Ordination should be degraded. In the great Council of Nice anno 325 . It was moved that Clergymen should be debarred from Commerce with their wives whom they married before their ordination but rejected by the Council but they ordained that those who were unmarried when ordain'd should continue so</w:t>
+        <w:t xml:space="preserve">of Neoceasarea in Cappadocia. commanded that such Presbyters as married after their Ordination should be degraded. In the great Council of Nice anno 325 . It was moved that Clergymen should be debarred from Commerce with their wives whom they married before their ordination but rejected by the Council but they ordained that those who were unmarried when ordain'd should continue so</w:t>
       </w:r>
     </w:p>
     <w:p>
@@ -4835,7 +4835,7 @@
         <w:pStyle w:val="BodyText"/>
       </w:pPr>
       <w:r>
-        <w:t xml:space="preserve">In the year 440 Pope Leo chosen 442 was the first that extended who extended the Law of Celibacy to subdeacons But this Law was observed by very few Chhs In the Time of Pope Gregory the Great it had not yet taken Place in sicily but He in But he introduced it there in the latter End of the 6th[col. 2] Century . but attend with some Liberties in somke Cases .</w:t>
+        <w:t xml:space="preserve">In the year 440 Pope Leo chosen 442 was the first that extended who extended the Law of Celibacy to subdeacons But this Law was observed by very few Chhs In the Time of Pope Gregory the Great it had not yet taken Place in sicily but He in But he introduced it there in the latter End of the 6th[col. 2] Century . but attend with some Liberties in some Cases .</w:t>
       </w:r>
     </w:p>
     <w:p>
@@ -4899,7 +4899,7 @@
         <w:pStyle w:val="BodyText"/>
       </w:pPr>
       <w:r>
-        <w:t xml:space="preserve">Celestine in the year. 428. Claimed the author8ty &amp; Jurisdiction of one universal P that was appointed by God appointed by God to watch over the whole Church &amp; declared that his Pastoral vigilance was extend- restrained to no Bounds but that it extended to all Places where Christ is Known and adored.</w:t>
+        <w:t xml:space="preserve">Celestine in the year. 428. Claimed the authority &amp; Jurisdiction of one universal P that was appointed by God appointed by God to watch over the whole Church &amp; declared that his Pastoral vigilance was extend- restrained to no Bounds but that it extended to all Places where Christ is Known and adored.</w:t>
       </w:r>
     </w:p>
     <w:p>
@@ -5159,7 +5159,7 @@
         <w:pStyle w:val="BodyText"/>
       </w:pPr>
       <w:r>
-        <w:t xml:space="preserve">That Kind of Idolatry which consists in swearing by Creatures pieces of the Cross Relick st Peters Keys &amp; saints &amp;c seems to have Crept into the Chh. in the Time of the Empe rour Justinian who began to Reign Anno 527 . &amp; died 565.</w:t>
+        <w:t xml:space="preserve">That Kind of Idolatry which consists in swearing by Creatures pieces of the Cross Relick st Peters Keys &amp; saints &amp;c seems to have Crept into the Chh. in the Time of the Emperor Justinian who began to Reign Anno 527 . &amp; died 565.</w:t>
       </w:r>
     </w:p>
     <w:p>
